--- a/downloads/message-templates/en.docx
+++ b/downloads/message-templates/en.docx
@@ -2277,7 +2277,7 @@
           <w:rFonts w:ascii="Arial" w:hAnsi="Arial" w:cs="Arial" w:eastAsia="Arial"/>
           <w:rtl w:val="false"/>
         </w:rPr>
-        <w:t xml:space="preserve">Lokalfleet sends payment, pickup and return reminders automatically from the booking details, in the renter's language. Start free at lokalfleet.com/signup.</w:t>
+        <w:t xml:space="preserve">RoveHQ sends payment, pickup and return reminders automatically from the booking details, in the renter's language. Start free at rovehq.io/signup.</w:t>
       </w:r>
     </w:p>
     <w:sectPr>
@@ -2309,7 +2309,7 @@
         <w:sz w:val="16"/>
         <w:szCs w:val="16"/>
       </w:rPr>
-      <w:t xml:space="preserve">Message templates for rental businesses · lokalfleet.com  ·  Page </w:t>
+      <w:t xml:space="preserve">Message templates for rental businesses · rovehq.io  ·  Page </w:t>
     </w:r>
     <w:r>
       <w:rPr>
